--- a/site/docs/localtranscript-app-blatt-de.docx
+++ b/site/docs/localtranscript-app-blatt-de.docx
@@ -873,7 +873,7 @@
         <w:rPr>
           <w:rStyle w:val="VerbatimChar"/>
         </w:rPr>
-        <w:t xml:space="preserve">.qdpx</w:t>
+        <w:t xml:space="preserve">.qdpx.zip</w:t>
       </w:r>
       <w:r>
         <w:t xml:space="preserve">) und enrich-Dossier (</w:t>
@@ -882,7 +882,7 @@
         <w:rPr>
           <w:rStyle w:val="VerbatimChar"/>
         </w:rPr>
-        <w:t xml:space="preserve">.enrich.zip</w:t>
+        <w:t xml:space="preserve">.enrich</w:t>
       </w:r>
       <w:r>
         <w:t xml:space="preserve">)</w:t>
